--- a/public/assets/template/docx/surat_wali.docx
+++ b/public/assets/template/docx/surat_wali.docx
@@ -73,7 +73,7 @@
         <w:pStyle w:val="BodyText"/>
       </w:pPr>
       <w:r>
-        <w:t xml:space="preserve">KABUPATEN $NAMA_KAB</w:t>
+        <w:t xml:space="preserve">KABUPATEN ${NAMA_KAB}</w:t>
       </w:r>
     </w:p>
     <w:p>
@@ -81,7 +81,7 @@
         <w:pStyle w:val="BodyText"/>
       </w:pPr>
       <w:r>
-        <w:t xml:space="preserve">KAPANEWON $NAMA_KEC</w:t>
+        <w:t xml:space="preserve">KAPANEWON ${NAMA_KEC}</w:t>
       </w:r>
     </w:p>
     <w:p>
@@ -93,7 +93,7 @@
           <w:b/>
           <w:bCs/>
         </w:rPr>
-        <w:t xml:space="preserve">PEMERINTAH KALURAHAN $NAMA_DES</w:t>
+        <w:t xml:space="preserve">PEMERINTAH KALURAHAN ${NAMA_DES}</w:t>
       </w:r>
     </w:p>
     <w:p>
@@ -101,7 +101,7 @@
         <w:pStyle w:val="BodyText"/>
       </w:pPr>
       <w:r>
-        <w:t xml:space="preserve">$NAMA_DESA_JAWA</w:t>
+        <w:t xml:space="preserve">${NAMA_DESA_JAWA}</w:t>
       </w:r>
       <w:r>
         <w:drawing>
@@ -152,7 +152,7 @@
         <w:pStyle w:val="BodyText"/>
       </w:pPr>
       <w:r>
-        <w:t xml:space="preserve">$ALAMAT_DES</w:t>
+        <w:t xml:space="preserve">${ALAMAT_DES}</w:t>
       </w:r>
     </w:p>
     <w:p>
@@ -160,7 +160,7 @@
         <w:pStyle w:val="BodyText"/>
       </w:pPr>
       <w:r>
-        <w:t xml:space="preserve">Posel : $ALAMAT_MAIL</w:t>
+        <w:t xml:space="preserve">Posel : ${ALAMAT_MAIL}</w:t>
       </w:r>
     </w:p>
     <w:p>
@@ -179,7 +179,7 @@
         <w:pStyle w:val="FirstParagraph"/>
       </w:pPr>
       <w:r>
-        <w:t xml:space="preserve">Nomor : $NOMOR_SURAT /$KODE_DESA /$TAHUN</w:t>
+        <w:t xml:space="preserve">Nomor : ${NOMOR_SURAT} /${KODE_DESA} /${TAHUN}</w:t>
       </w:r>
     </w:p>
     <w:p>
@@ -187,7 +187,7 @@
         <w:pStyle w:val="BodyText"/>
       </w:pPr>
       <w:r>
-        <w:t xml:space="preserve">Yang bertanda tangan di bawah ini, Lurah $NAMA_DES, Kapanewon $NAMA_KEC, Kabupaten $NAMA_KAB, menerangkan dengan sebenarnya bahwa :</w:t>
+        <w:t xml:space="preserve">Yang bertanda tangan di bawah ini, Lurah ${NAMA_DES}, Kapanewon ${NAMA_KEC}, Kabupaten ${NAMA_KAB}, menerangkan dengan sebenarnya bahwa :</w:t>
       </w:r>
     </w:p>
     <w:p>
@@ -208,7 +208,7 @@
           <w:b/>
           <w:bCs/>
         </w:rPr>
-        <w:t xml:space="preserve">$NAMA</w:t>
+        <w:t xml:space="preserve">${NAMA}</w:t>
       </w:r>
     </w:p>
     <w:p>
@@ -219,7 +219,7 @@
         </w:numPr>
       </w:pPr>
       <w:r>
-        <w:t xml:space="preserve">KTP : $NO_KTP</w:t>
+        <w:t xml:space="preserve">KTP : ${NO_KTP}</w:t>
       </w:r>
     </w:p>
     <w:p>
@@ -230,7 +230,7 @@
         </w:numPr>
       </w:pPr>
       <w:r>
-        <w:t xml:space="preserve">KK : $NO_KK</w:t>
+        <w:t xml:space="preserve">KK : ${NO_KK}</w:t>
       </w:r>
     </w:p>
     <w:p>
@@ -241,7 +241,7 @@
         </w:numPr>
       </w:pPr>
       <w:r>
-        <w:t xml:space="preserve">Tempat/tanggal lahir : $TTL</w:t>
+        <w:t xml:space="preserve">Tempat/tanggal lahir : ${TTL}</w:t>
       </w:r>
     </w:p>
     <w:p>
@@ -252,7 +252,7 @@
         </w:numPr>
       </w:pPr>
       <w:r>
-        <w:t xml:space="preserve">Jenis Kelamin : $SEX</w:t>
+        <w:t xml:space="preserve">Jenis Kelamin : ${SEX}</w:t>
       </w:r>
     </w:p>
     <w:p>
@@ -263,7 +263,7 @@
         </w:numPr>
       </w:pPr>
       <w:r>
-        <w:t xml:space="preserve">Setatus Perkawinan : $STATUS_KAWIN</w:t>
+        <w:t xml:space="preserve">Setatus Perkawinan : ${STATUS_KAWIN}</w:t>
       </w:r>
     </w:p>
     <w:p>
@@ -274,7 +274,7 @@
         </w:numPr>
       </w:pPr>
       <w:r>
-        <w:t xml:space="preserve">Pekerjaan : $PEKERJAAN</w:t>
+        <w:t xml:space="preserve">Pekerjaan : ${PEKERJAAN}</w:t>
       </w:r>
     </w:p>
     <w:p>
@@ -285,7 +285,7 @@
         </w:numPr>
       </w:pPr>
       <w:r>
-        <w:t xml:space="preserve">Pendidikan Terakhir : $PENDIDIKAN</w:t>
+        <w:t xml:space="preserve">Pendidikan Terakhir : ${PENDIDIKAN}</w:t>
       </w:r>
     </w:p>
     <w:p>
@@ -296,7 +296,7 @@
         </w:numPr>
       </w:pPr>
       <w:r>
-        <w:t xml:space="preserve">Agama : $AGAMA</w:t>
+        <w:t xml:space="preserve">Agama : ${AGAMA}</w:t>
       </w:r>
     </w:p>
     <w:p>
@@ -307,7 +307,7 @@
         </w:numPr>
       </w:pPr>
       <w:r>
-        <w:t xml:space="preserve">Alamat : $ALAMAT Kalurahan $NAMA_DES, Kapanewon $NAMA_KEC, Kabupaten $NAMA_KAB</w:t>
+        <w:t xml:space="preserve">Alamat : ${ALAMAT} Kalurahan ${NAMA_DES}, Kapanewon ${NAMA_KEC}, Kabupaten ${NAMA_KAB}</w:t>
       </w:r>
     </w:p>
     <w:p>
@@ -329,7 +329,7 @@
         <w:t xml:space="preserve"> </w:t>
       </w:r>
       <w:r>
-        <w:t xml:space="preserve">$NAMA_DES, Kapanewon $NAMA_KEC, Kabupaten $NAMA_KAB dan Mewali Nikahkan kepada :</w:t>
+        <w:t xml:space="preserve">${NAMA_DES}, Kapanewon ${NAMA_KEC}, Kabupaten ${NAMA_KAB} dan Mewali Nikahkan kepada :</w:t>
       </w:r>
     </w:p>
     <w:p>
@@ -340,7 +340,7 @@
         </w:numPr>
       </w:pPr>
       <w:r>
-        <w:t xml:space="preserve">Nama : $NAMA_WALI</w:t>
+        <w:t xml:space="preserve">Nama : ${NAMA_WALI}</w:t>
       </w:r>
     </w:p>
     <w:p>
@@ -351,7 +351,7 @@
         </w:numPr>
       </w:pPr>
       <w:r>
-        <w:t xml:space="preserve">NIK : $NIK_WALI</w:t>
+        <w:t xml:space="preserve">NIK : ${NIK_WALI}</w:t>
       </w:r>
     </w:p>
     <w:p>
@@ -362,7 +362,7 @@
         </w:numPr>
       </w:pPr>
       <w:r>
-        <w:t xml:space="preserve">Tempat, Tanggal Lahir : $TPTLHR_WALI, $TGLLHR_WALI</w:t>
+        <w:t xml:space="preserve">Tempat, Tanggal Lahir : ${TPTLHR_WALI}, ${TGLLHR_WALI}</w:t>
       </w:r>
     </w:p>
     <w:p>
@@ -373,7 +373,7 @@
         </w:numPr>
       </w:pPr>
       <w:r>
-        <w:t xml:space="preserve">Jenis Kelamin : $KELAMIN_WALI</w:t>
+        <w:t xml:space="preserve">Jenis Kelamin : ${KELAMIN_WALI}</w:t>
       </w:r>
     </w:p>
     <w:p>
@@ -384,7 +384,7 @@
         </w:numPr>
       </w:pPr>
       <w:r>
-        <w:t xml:space="preserve">Agama : $AGAMA_WALI</w:t>
+        <w:t xml:space="preserve">Agama : ${AGAMA_WALI}</w:t>
       </w:r>
     </w:p>
     <w:p>
@@ -395,7 +395,7 @@
         </w:numPr>
       </w:pPr>
       <w:r>
-        <w:t xml:space="preserve">Alamat : $ALAMAT_WALI</w:t>
+        <w:t xml:space="preserve">Alamat : ${ALAMAT_WALI}</w:t>
       </w:r>
     </w:p>
     <w:p>
@@ -406,7 +406,7 @@
         </w:numPr>
       </w:pPr>
       <w:r>
-        <w:t xml:space="preserve">Hubungan : $HUBUNGAN_WALI</w:t>
+        <w:t xml:space="preserve">Hubungan : ${HUBUNGAN_WALI}</w:t>
       </w:r>
     </w:p>
     <w:p>
@@ -417,7 +417,7 @@
         </w:numPr>
       </w:pPr>
       <w:r>
-        <w:t xml:space="preserve">Sebab : $SEBAB_WALI</w:t>
+        <w:t xml:space="preserve">Sebab : ${SEBAB_WALI}</w:t>
       </w:r>
     </w:p>
     <w:p>
@@ -436,7 +436,7 @@
         </w:numPr>
       </w:pPr>
       <w:r>
-        <w:t xml:space="preserve">Alamat : $ALAMAT_NIKAH</w:t>
+        <w:t xml:space="preserve">Alamat : ${ALAMAT_NIKAH}</w:t>
       </w:r>
     </w:p>
     <w:p>
@@ -447,7 +447,7 @@
         </w:numPr>
       </w:pPr>
       <w:r>
-        <w:t xml:space="preserve">Tanggal : $TGL_NIKAH</w:t>
+        <w:t xml:space="preserve">Tanggal : ${TGL_NIKAH}</w:t>
       </w:r>
     </w:p>
     <w:p>
@@ -477,7 +477,7 @@
               <w:pStyle w:val="FirstParagraph"/>
             </w:pPr>
             <w:r>
-              <w:t xml:space="preserve">Panewu Kapanewon $NAMA_KEC,</w:t>
+              <w:t xml:space="preserve">Panewu Kapanewon ${NAMA_KEC},</w:t>
             </w:r>
           </w:p>
           <w:p>
@@ -504,7 +504,7 @@
               <w:pStyle w:val="BodyText"/>
             </w:pPr>
             <w:r>
-              <w:t xml:space="preserve">$NAMA_DES, $TGL_SURAT</w:t>
+              <w:t xml:space="preserve">${NAMA_DES}, ${TGL_SURAT}</w:t>
             </w:r>
           </w:p>
           <w:p>
@@ -512,7 +512,7 @@
               <w:pStyle w:val="BodyText"/>
             </w:pPr>
             <w:r>
-              <w:t xml:space="preserve">$JABATAN,</w:t>
+              <w:t xml:space="preserve">${JABATAN},</w:t>
             </w:r>
           </w:p>
           <w:p>
@@ -520,7 +520,7 @@
               <w:pStyle w:val="BodyText"/>
             </w:pPr>
             <w:r>
-              <w:t xml:space="preserve">$NAMA_PAMONG</w:t>
+              <w:t xml:space="preserve">${NAMA_PAMONG}</w:t>
             </w:r>
           </w:p>
           <w:p>
@@ -528,7 +528,7 @@
               <w:pStyle w:val="BodyText"/>
             </w:pPr>
             <w:r>
-              <w:t xml:space="preserve">$NIP_PAMONG</w:t>
+              <w:t xml:space="preserve">${NIP_PAMONG}</w:t>
             </w:r>
           </w:p>
         </w:tc>
